--- a/Classwork_ALevel_20260911.docx
+++ b/Classwork_ALevel_20260911.docx
@@ -212,6 +212,7 @@
                 <w:rFonts w:hint="eastAsia"/>
               </w:rPr>
             </w:pPr>
+            <w:commentRangeStart w:id="1"/>
             <w:r>
               <w:rPr>
                 <w:rFonts w:ascii="Times New Roman" w:hAnsi="Times New Roman" w:eastAsia="Times New Roman" w:cs="Times New Roman"/>
@@ -251,6 +252,13 @@
                 <w:iCs w:val="0"/>
               </w:rPr>
               <w:t xml:space="preserve"> </w:t>
+            </w:r>
+            <w:commentRangeEnd w:id="1"/>
+            <w:r>
+              <w:rPr>
+                <w:rStyle w:val="CommentReference"/>
+              </w:rPr>
+              <w:commentReference w:id="1"/>
             </w:r>
           </w:p>
           <w:p>
@@ -301,6 +309,7 @@
                 <w:rFonts w:eastAsia="MS Mincho" w:hint="eastAsia"/>
               </w:rPr>
             </w:pPr>
+            <w:commentRangeStart w:id="2"/>
             <w:r>
               <w:rPr>
                 <w:rFonts w:ascii="Times New Roman" w:hAnsi="Times New Roman" w:eastAsia="Times New Roman" w:cs="Times New Roman"/>
@@ -313,6 +322,13 @@
                 <w:iCs w:val="0"/>
               </w:rPr>
               <w:t xml:space="preserve">it follows a LIFO order that matches how function calls and returns work </w:t>
+            </w:r>
+            <w:commentRangeEnd w:id="2"/>
+            <w:r>
+              <w:rPr>
+                <w:rStyle w:val="CommentReference"/>
+              </w:rPr>
+              <w:commentReference w:id="2"/>
             </w:r>
           </w:p>
         </w:tc>
@@ -1949,6 +1965,7 @@
                 <w:rFonts w:eastAsia="MS Mincho" w:hint="eastAsia"/>
               </w:rPr>
             </w:pPr>
+            <w:commentRangeStart w:id="3"/>
             <w:r>
               <w:rPr>
                 <w:rFonts w:ascii="Times New Roman" w:hAnsi="Times New Roman" w:eastAsia="Times New Roman" w:cs="Times New Roman"/>
@@ -1961,6 +1978,13 @@
                 <w:iCs w:val="0"/>
               </w:rPr>
               <w:t>Last-in First-out</w:t>
+            </w:r>
+            <w:commentRangeEnd w:id="3"/>
+            <w:r>
+              <w:rPr>
+                <w:rStyle w:val="CommentReference"/>
+              </w:rPr>
+              <w:commentReference w:id="3"/>
             </w:r>
           </w:p>
           <w:p>
@@ -2526,6 +2550,7 @@
                 <w:rFonts w:eastAsia="MS Mincho" w:hint="eastAsia"/>
               </w:rPr>
             </w:pPr>
+            <w:commentRangeStart w:id="4"/>
             <w:r>
               <w:rPr>
                 <w:rFonts w:ascii="Times New Roman" w:hAnsi="Times New Roman" w:eastAsia="Times New Roman" w:cs="Times New Roman"/>
@@ -2538,6 +2563,13 @@
                 <w:iCs w:val="0"/>
               </w:rPr>
               <w:t>The back button in a browser</w:t>
+            </w:r>
+            <w:commentRangeEnd w:id="4"/>
+            <w:r>
+              <w:rPr>
+                <w:rStyle w:val="CommentReference"/>
+              </w:rPr>
+              <w:commentReference w:id="4"/>
             </w:r>
           </w:p>
         </w:tc>
@@ -3675,6 +3707,39 @@
     </w:sectPr>
   </w:body>
 </w:document>
+</file>
+
+<file path=word/comments.xml><?xml version="1.0" encoding="utf-8"?>
+<w:comments xmlns:w="http://schemas.openxmlformats.org/wordprocessingml/2006/main">
+  <w:comment w:id="1" w:author="Teacher" w:date="2026-09-16T00:00:00Z">
+    <w:p>
+      <w:r>
+        <w:t xml:space="preserve">3/3 - Full marks. Correctly stating that the base case tells the function when to stop answers the question. For future answers you could also add that the base case is the simplest/smallest instance, solved directly without a further recursive call.</w:t>
+      </w:r>
+    </w:p>
+  </w:comment>
+  <w:comment w:id="2" w:author="Teacher" w:date="2026-09-16T00:00:00Z">
+    <w:p>
+      <w:r>
+        <w:t xml:space="preserve">2/5 - LIFO is correct and you link it to the order of calls and returns. For full marks, explain the mechanism: every call pushes an activation record (return address and local variables) onto the stack, and when the base case is reached the records are popped in reverse order, so the most recent call returns first. (-3)</w:t>
+      </w:r>
+    </w:p>
+  </w:comment>
+  <w:comment w:id="3" w:author="Teacher" w:date="2026-09-16T00:00:00Z">
+    <w:p>
+      <w:r>
+        <w:t xml:space="preserve">3/4 - LIFO, push and pop are all correct. One mark is missing for stating the operational meaning: the most recently added element is the first to be removed. (-1)</w:t>
+      </w:r>
+    </w:p>
+  </w:comment>
+  <w:comment w:id="4" w:author="Teacher" w:date="2026-09-16T00:00:00Z">
+    <w:p>
+      <w:r>
+        <w:t xml:space="preserve">4/4 - Full marks. The question asked only for a situation, and the browser back button is a valid one. Adding the reason (the most recently visited page is returned to first, LIFO) would complete the answer.</w:t>
+      </w:r>
+    </w:p>
+  </w:comment>
+</w:comments>
 </file>
 
 <file path=word/endnotes.xml><?xml version="1.0" encoding="utf-8"?>
